--- a/TodoLijstApp/Ontwerpverantwoording.docx
+++ b/TodoLijstApp/Ontwerpverantwoording.docx
@@ -40,15 +40,15 @@
       <w:pPr>
         <w:rPr>
           <w:rFonts w:ascii="Arial" w:hAnsi="Arial" w:cs="Arial"/>
-          <w:b/>
-          <w:bCs/>
-        </w:rPr>
-      </w:pPr>
-      <w:r>
-        <w:rPr>
-          <w:rFonts w:ascii="Arial" w:hAnsi="Arial" w:cs="Arial"/>
-          <w:b/>
-          <w:bCs/>
+          <w:sz w:val="20"/>
+          <w:szCs w:val="20"/>
+        </w:rPr>
+      </w:pPr>
+      <w:r>
+        <w:rPr>
+          <w:rFonts w:ascii="Arial" w:hAnsi="Arial" w:cs="Arial"/>
+          <w:sz w:val="20"/>
+          <w:szCs w:val="20"/>
         </w:rPr>
         <w:t>Inleiding</w:t>
       </w:r>
@@ -85,7 +85,7 @@
           <w:sz w:val="20"/>
           <w:szCs w:val="20"/>
         </w:rPr>
-        <w:t xml:space="preserve"> applicatie ontwikkeld met .NET MAUI en </w:t>
+        <w:t xml:space="preserve">-applicatie ontwikkeld met .NET MAUI en </w:t>
       </w:r>
       <w:proofErr w:type="spellStart"/>
       <w:r>
@@ -103,74 +103,1234 @@
           <w:sz w:val="20"/>
           <w:szCs w:val="20"/>
         </w:rPr>
-        <w:t>. De applicatie laat gebruikers toe om taken en personen te beheren. Taken kunnen gekoppeld worden aan personen en lokaal opgeslagen worden in een database.</w:t>
-      </w:r>
-    </w:p>
-    <w:p>
-      <w:pPr>
-        <w:rPr>
-          <w:rFonts w:ascii="Arial" w:hAnsi="Arial" w:cs="Arial"/>
-          <w:sz w:val="20"/>
-          <w:szCs w:val="20"/>
-        </w:rPr>
-      </w:pPr>
-    </w:p>
-    <w:p>
-      <w:pPr>
-        <w:rPr>
-          <w:rFonts w:ascii="Arial" w:hAnsi="Arial" w:cs="Arial"/>
-          <w:sz w:val="20"/>
-          <w:szCs w:val="20"/>
-        </w:rPr>
-      </w:pPr>
-      <w:r>
-        <w:rPr>
-          <w:rFonts w:ascii="Arial" w:hAnsi="Arial" w:cs="Arial"/>
-          <w:b/>
-          <w:bCs/>
+        <w:t>. De applicatie laat gebruikers toe om taken en personen te beheren. Taken kunnen gekoppeld worden aan personen en worden lokaal opgeslagen in een database.</w:t>
+      </w:r>
+    </w:p>
+    <w:p>
+      <w:pPr>
+        <w:rPr>
+          <w:rFonts w:ascii="Arial" w:hAnsi="Arial" w:cs="Arial"/>
+          <w:sz w:val="20"/>
+          <w:szCs w:val="20"/>
+        </w:rPr>
+      </w:pPr>
+      <w:r>
+        <w:rPr>
+          <w:rFonts w:ascii="Arial" w:hAnsi="Arial" w:cs="Arial"/>
+          <w:sz w:val="20"/>
+          <w:szCs w:val="20"/>
         </w:rPr>
         <w:t>Architectuur</w:t>
       </w:r>
-      <w:r>
-        <w:rPr>
-          <w:rFonts w:ascii="Arial" w:hAnsi="Arial" w:cs="Arial"/>
-          <w:b/>
-          <w:bCs/>
+    </w:p>
+    <w:p>
+      <w:pPr>
+        <w:rPr>
+          <w:rFonts w:ascii="Arial" w:hAnsi="Arial" w:cs="Arial"/>
+          <w:sz w:val="20"/>
+          <w:szCs w:val="20"/>
+        </w:rPr>
+      </w:pPr>
+      <w:r>
+        <w:rPr>
+          <w:rFonts w:ascii="Arial" w:hAnsi="Arial" w:cs="Arial"/>
+          <w:sz w:val="20"/>
+          <w:szCs w:val="20"/>
+        </w:rPr>
+        <w:t>De applicatie is opgesplitst in verschillende onderdelen.</w:t>
+      </w:r>
+    </w:p>
+    <w:p>
+      <w:pPr>
+        <w:rPr>
+          <w:rFonts w:ascii="Arial" w:hAnsi="Arial" w:cs="Arial"/>
+          <w:sz w:val="20"/>
+          <w:szCs w:val="20"/>
+        </w:rPr>
+      </w:pPr>
+      <w:r>
+        <w:rPr>
+          <w:rFonts w:ascii="Arial" w:hAnsi="Arial" w:cs="Arial"/>
+          <w:sz w:val="20"/>
+          <w:szCs w:val="20"/>
+        </w:rPr>
+        <w:t xml:space="preserve">De pagina’s, zoals </w:t>
+      </w:r>
+      <w:proofErr w:type="spellStart"/>
+      <w:r>
+        <w:rPr>
+          <w:rFonts w:ascii="Arial" w:hAnsi="Arial" w:cs="Arial"/>
+          <w:sz w:val="20"/>
+          <w:szCs w:val="20"/>
+        </w:rPr>
+        <w:t>MainPage</w:t>
+      </w:r>
+      <w:proofErr w:type="spellEnd"/>
+      <w:r>
+        <w:rPr>
+          <w:rFonts w:ascii="Arial" w:hAnsi="Arial" w:cs="Arial"/>
+          <w:sz w:val="20"/>
+          <w:szCs w:val="20"/>
+        </w:rPr>
+        <w:t xml:space="preserve">, </w:t>
+      </w:r>
+      <w:proofErr w:type="spellStart"/>
+      <w:r>
+        <w:rPr>
+          <w:rFonts w:ascii="Arial" w:hAnsi="Arial" w:cs="Arial"/>
+          <w:sz w:val="20"/>
+          <w:szCs w:val="20"/>
+        </w:rPr>
+        <w:t>PersonenPagina</w:t>
+      </w:r>
+      <w:proofErr w:type="spellEnd"/>
+      <w:r>
+        <w:rPr>
+          <w:rFonts w:ascii="Arial" w:hAnsi="Arial" w:cs="Arial"/>
+          <w:sz w:val="20"/>
+          <w:szCs w:val="20"/>
+        </w:rPr>
+        <w:t xml:space="preserve">, </w:t>
+      </w:r>
+      <w:proofErr w:type="spellStart"/>
+      <w:r>
+        <w:rPr>
+          <w:rFonts w:ascii="Arial" w:hAnsi="Arial" w:cs="Arial"/>
+          <w:sz w:val="20"/>
+          <w:szCs w:val="20"/>
+        </w:rPr>
+        <w:t>TaskDetailPage</w:t>
+      </w:r>
+      <w:proofErr w:type="spellEnd"/>
+      <w:r>
+        <w:rPr>
+          <w:rFonts w:ascii="Arial" w:hAnsi="Arial" w:cs="Arial"/>
+          <w:sz w:val="20"/>
+          <w:szCs w:val="20"/>
+        </w:rPr>
+        <w:t xml:space="preserve"> en </w:t>
+      </w:r>
+      <w:proofErr w:type="spellStart"/>
+      <w:r>
+        <w:rPr>
+          <w:rFonts w:ascii="Arial" w:hAnsi="Arial" w:cs="Arial"/>
+          <w:sz w:val="20"/>
+          <w:szCs w:val="20"/>
+        </w:rPr>
+        <w:t>persoonDetailPage</w:t>
+      </w:r>
+      <w:proofErr w:type="spellEnd"/>
+      <w:r>
+        <w:rPr>
+          <w:rFonts w:ascii="Arial" w:hAnsi="Arial" w:cs="Arial"/>
+          <w:sz w:val="20"/>
+          <w:szCs w:val="20"/>
+        </w:rPr>
+        <w:t>, vormen de gebruikersinterface.</w:t>
+      </w:r>
+    </w:p>
+    <w:p>
+      <w:pPr>
+        <w:rPr>
+          <w:rFonts w:ascii="Arial" w:hAnsi="Arial" w:cs="Arial"/>
+          <w:sz w:val="20"/>
+          <w:szCs w:val="20"/>
+        </w:rPr>
+      </w:pPr>
+      <w:r>
+        <w:rPr>
+          <w:rFonts w:ascii="Arial" w:hAnsi="Arial" w:cs="Arial"/>
+          <w:sz w:val="20"/>
+          <w:szCs w:val="20"/>
+        </w:rPr>
+        <w:t xml:space="preserve">De modellen </w:t>
+      </w:r>
+      <w:proofErr w:type="spellStart"/>
+      <w:r>
+        <w:rPr>
+          <w:rFonts w:ascii="Arial" w:hAnsi="Arial" w:cs="Arial"/>
+          <w:sz w:val="20"/>
+          <w:szCs w:val="20"/>
+        </w:rPr>
+        <w:t>TaskItem</w:t>
+      </w:r>
+      <w:proofErr w:type="spellEnd"/>
+      <w:r>
+        <w:rPr>
+          <w:rFonts w:ascii="Arial" w:hAnsi="Arial" w:cs="Arial"/>
+          <w:sz w:val="20"/>
+          <w:szCs w:val="20"/>
+        </w:rPr>
+        <w:t xml:space="preserve"> en Person stellen de domeinobjecten voor.</w:t>
+      </w:r>
+    </w:p>
+    <w:p>
+      <w:pPr>
+        <w:rPr>
+          <w:rFonts w:ascii="Arial" w:hAnsi="Arial" w:cs="Arial"/>
+          <w:sz w:val="20"/>
+          <w:szCs w:val="20"/>
+        </w:rPr>
+      </w:pPr>
+      <w:r>
+        <w:rPr>
+          <w:rFonts w:ascii="Arial" w:hAnsi="Arial" w:cs="Arial"/>
+          <w:sz w:val="20"/>
+          <w:szCs w:val="20"/>
+        </w:rPr>
+        <w:t xml:space="preserve">De </w:t>
+      </w:r>
+      <w:proofErr w:type="spellStart"/>
+      <w:r>
+        <w:rPr>
+          <w:rFonts w:ascii="Arial" w:hAnsi="Arial" w:cs="Arial"/>
+          <w:sz w:val="20"/>
+          <w:szCs w:val="20"/>
+        </w:rPr>
+        <w:t>repositories</w:t>
+      </w:r>
+      <w:proofErr w:type="spellEnd"/>
+      <w:r>
+        <w:rPr>
+          <w:rFonts w:ascii="Arial" w:hAnsi="Arial" w:cs="Arial"/>
+          <w:sz w:val="20"/>
+          <w:szCs w:val="20"/>
+        </w:rPr>
+        <w:t xml:space="preserve"> zijn verantwoordelijk voor de communicatie met </w:t>
+      </w:r>
+      <w:proofErr w:type="spellStart"/>
+      <w:r>
+        <w:rPr>
+          <w:rFonts w:ascii="Arial" w:hAnsi="Arial" w:cs="Arial"/>
+          <w:sz w:val="20"/>
+          <w:szCs w:val="20"/>
+        </w:rPr>
+        <w:t>LiteDB</w:t>
+      </w:r>
+      <w:proofErr w:type="spellEnd"/>
+      <w:r>
+        <w:rPr>
+          <w:rFonts w:ascii="Arial" w:hAnsi="Arial" w:cs="Arial"/>
+          <w:sz w:val="20"/>
+          <w:szCs w:val="20"/>
+        </w:rPr>
+        <w:t>. Hierdoor blijft de databasecode gescheiden van de gebruikersinterface.</w:t>
+      </w:r>
+    </w:p>
+    <w:p>
+      <w:pPr>
+        <w:rPr>
+          <w:rFonts w:ascii="Arial" w:hAnsi="Arial" w:cs="Arial"/>
+          <w:sz w:val="20"/>
+          <w:szCs w:val="20"/>
+        </w:rPr>
+      </w:pPr>
+      <w:r>
+        <w:rPr>
+          <w:rFonts w:ascii="Arial" w:hAnsi="Arial" w:cs="Arial"/>
+          <w:sz w:val="20"/>
+          <w:szCs w:val="20"/>
+        </w:rPr>
+        <w:t xml:space="preserve">Daarnaast is er een </w:t>
+      </w:r>
+      <w:proofErr w:type="spellStart"/>
+      <w:r>
+        <w:rPr>
+          <w:rFonts w:ascii="Arial" w:hAnsi="Arial" w:cs="Arial"/>
+          <w:sz w:val="20"/>
+          <w:szCs w:val="20"/>
+        </w:rPr>
+        <w:t>TaskService</w:t>
+      </w:r>
+      <w:proofErr w:type="spellEnd"/>
+      <w:r>
+        <w:rPr>
+          <w:rFonts w:ascii="Arial" w:hAnsi="Arial" w:cs="Arial"/>
+          <w:sz w:val="20"/>
+          <w:szCs w:val="20"/>
+        </w:rPr>
+        <w:t xml:space="preserve"> toegevoegd tussen de pagina’s en de </w:t>
+      </w:r>
+      <w:proofErr w:type="spellStart"/>
+      <w:r>
+        <w:rPr>
+          <w:rFonts w:ascii="Arial" w:hAnsi="Arial" w:cs="Arial"/>
+          <w:sz w:val="20"/>
+          <w:szCs w:val="20"/>
+        </w:rPr>
+        <w:t>repository</w:t>
+      </w:r>
+      <w:proofErr w:type="spellEnd"/>
+      <w:r>
+        <w:rPr>
+          <w:rFonts w:ascii="Arial" w:hAnsi="Arial" w:cs="Arial"/>
+          <w:sz w:val="20"/>
+          <w:szCs w:val="20"/>
+        </w:rPr>
+        <w:t>. Hierdoor zit de taaklogica niet rechtstreeks in de UI.</w:t>
+      </w:r>
+    </w:p>
+    <w:p>
+      <w:pPr>
+        <w:rPr>
+          <w:rFonts w:ascii="Arial" w:hAnsi="Arial" w:cs="Arial"/>
+          <w:sz w:val="20"/>
+          <w:szCs w:val="20"/>
+        </w:rPr>
+      </w:pPr>
+      <w:proofErr w:type="spellStart"/>
+      <w:r>
+        <w:rPr>
+          <w:rFonts w:ascii="Arial" w:hAnsi="Arial" w:cs="Arial"/>
+          <w:sz w:val="20"/>
+          <w:szCs w:val="20"/>
+        </w:rPr>
+        <w:t>Repository</w:t>
+      </w:r>
+      <w:proofErr w:type="spellEnd"/>
+      <w:r>
+        <w:rPr>
+          <w:rFonts w:ascii="Arial" w:hAnsi="Arial" w:cs="Arial"/>
+          <w:sz w:val="20"/>
+          <w:szCs w:val="20"/>
+        </w:rPr>
+        <w:t xml:space="preserve"> </w:t>
+      </w:r>
+      <w:proofErr w:type="spellStart"/>
+      <w:r>
+        <w:rPr>
+          <w:rFonts w:ascii="Arial" w:hAnsi="Arial" w:cs="Arial"/>
+          <w:sz w:val="20"/>
+          <w:szCs w:val="20"/>
+        </w:rPr>
+        <w:t>Pattern</w:t>
+      </w:r>
+      <w:proofErr w:type="spellEnd"/>
+    </w:p>
+    <w:p>
+      <w:pPr>
+        <w:rPr>
+          <w:rFonts w:ascii="Arial" w:hAnsi="Arial" w:cs="Arial"/>
+          <w:sz w:val="20"/>
+          <w:szCs w:val="20"/>
+        </w:rPr>
+      </w:pPr>
+      <w:r>
+        <w:rPr>
+          <w:rFonts w:ascii="Arial" w:hAnsi="Arial" w:cs="Arial"/>
+          <w:sz w:val="20"/>
+          <w:szCs w:val="20"/>
+        </w:rPr>
+        <w:t xml:space="preserve">Ik heb het </w:t>
+      </w:r>
+      <w:proofErr w:type="spellStart"/>
+      <w:r>
+        <w:rPr>
+          <w:rFonts w:ascii="Arial" w:hAnsi="Arial" w:cs="Arial"/>
+          <w:sz w:val="20"/>
+          <w:szCs w:val="20"/>
+        </w:rPr>
+        <w:t>Repository</w:t>
+      </w:r>
+      <w:proofErr w:type="spellEnd"/>
+      <w:r>
+        <w:rPr>
+          <w:rFonts w:ascii="Arial" w:hAnsi="Arial" w:cs="Arial"/>
+          <w:sz w:val="20"/>
+          <w:szCs w:val="20"/>
+        </w:rPr>
+        <w:t xml:space="preserve"> </w:t>
+      </w:r>
+      <w:proofErr w:type="spellStart"/>
+      <w:r>
+        <w:rPr>
+          <w:rFonts w:ascii="Arial" w:hAnsi="Arial" w:cs="Arial"/>
+          <w:sz w:val="20"/>
+          <w:szCs w:val="20"/>
+        </w:rPr>
+        <w:t>Pattern</w:t>
+      </w:r>
+      <w:proofErr w:type="spellEnd"/>
+      <w:r>
+        <w:rPr>
+          <w:rFonts w:ascii="Arial" w:hAnsi="Arial" w:cs="Arial"/>
+          <w:sz w:val="20"/>
+          <w:szCs w:val="20"/>
+        </w:rPr>
+        <w:t xml:space="preserve"> gebruikt om databaseoperaties centraal te beheren.</w:t>
+      </w:r>
+    </w:p>
+    <w:p>
+      <w:pPr>
+        <w:rPr>
+          <w:rFonts w:ascii="Arial" w:hAnsi="Arial" w:cs="Arial"/>
+          <w:sz w:val="20"/>
+          <w:szCs w:val="20"/>
+        </w:rPr>
+      </w:pPr>
+      <w:proofErr w:type="spellStart"/>
+      <w:r>
+        <w:rPr>
+          <w:rFonts w:ascii="Arial" w:hAnsi="Arial" w:cs="Arial"/>
+          <w:sz w:val="20"/>
+          <w:szCs w:val="20"/>
+        </w:rPr>
+        <w:t>TaskRepository</w:t>
+      </w:r>
+      <w:proofErr w:type="spellEnd"/>
+      <w:r>
+        <w:rPr>
+          <w:rFonts w:ascii="Arial" w:hAnsi="Arial" w:cs="Arial"/>
+          <w:sz w:val="20"/>
+          <w:szCs w:val="20"/>
+        </w:rPr>
+        <w:t xml:space="preserve"> beheert alle taken.</w:t>
+      </w:r>
+      <w:r>
+        <w:rPr>
+          <w:rFonts w:ascii="Arial" w:hAnsi="Arial" w:cs="Arial"/>
+          <w:sz w:val="20"/>
+          <w:szCs w:val="20"/>
         </w:rPr>
         <w:br/>
       </w:r>
-      <w:r>
-        <w:rPr>
-          <w:rFonts w:ascii="Arial" w:hAnsi="Arial" w:cs="Arial"/>
-          <w:sz w:val="20"/>
-          <w:szCs w:val="20"/>
-        </w:rPr>
-        <w:t>De applicatie is opgesplitst in verschillende onderdelen.</w:t>
-      </w:r>
-      <w:r>
-        <w:rPr>
-          <w:rFonts w:ascii="Arial" w:hAnsi="Arial" w:cs="Arial"/>
-          <w:sz w:val="20"/>
-          <w:szCs w:val="20"/>
-        </w:rPr>
-        <w:br/>
-      </w:r>
-      <w:r>
-        <w:rPr>
-          <w:rFonts w:ascii="Arial" w:hAnsi="Arial" w:cs="Arial"/>
-          <w:sz w:val="20"/>
-          <w:szCs w:val="20"/>
-        </w:rPr>
-        <w:t xml:space="preserve">De pagina’s zoals </w:t>
-      </w:r>
-      <w:proofErr w:type="spellStart"/>
-      <w:r>
-        <w:rPr>
-          <w:rFonts w:ascii="Arial" w:hAnsi="Arial" w:cs="Arial"/>
-          <w:sz w:val="20"/>
-          <w:szCs w:val="20"/>
-        </w:rPr>
-        <w:t>MainPage</w:t>
+      <w:proofErr w:type="spellStart"/>
+      <w:r>
+        <w:rPr>
+          <w:rFonts w:ascii="Arial" w:hAnsi="Arial" w:cs="Arial"/>
+          <w:sz w:val="20"/>
+          <w:szCs w:val="20"/>
+        </w:rPr>
+        <w:t>PersonRepository</w:t>
+      </w:r>
+      <w:proofErr w:type="spellEnd"/>
+      <w:r>
+        <w:rPr>
+          <w:rFonts w:ascii="Arial" w:hAnsi="Arial" w:cs="Arial"/>
+          <w:sz w:val="20"/>
+          <w:szCs w:val="20"/>
+        </w:rPr>
+        <w:t xml:space="preserve"> beheert alle personen.</w:t>
+      </w:r>
+    </w:p>
+    <w:p>
+      <w:pPr>
+        <w:rPr>
+          <w:rFonts w:ascii="Arial" w:hAnsi="Arial" w:cs="Arial"/>
+          <w:sz w:val="20"/>
+          <w:szCs w:val="20"/>
+        </w:rPr>
+      </w:pPr>
+      <w:r>
+        <w:rPr>
+          <w:rFonts w:ascii="Arial" w:hAnsi="Arial" w:cs="Arial"/>
+          <w:sz w:val="20"/>
+          <w:szCs w:val="20"/>
+        </w:rPr>
+        <w:t xml:space="preserve">Beide </w:t>
+      </w:r>
+      <w:proofErr w:type="spellStart"/>
+      <w:r>
+        <w:rPr>
+          <w:rFonts w:ascii="Arial" w:hAnsi="Arial" w:cs="Arial"/>
+          <w:sz w:val="20"/>
+          <w:szCs w:val="20"/>
+        </w:rPr>
+        <w:t>repositories</w:t>
+      </w:r>
+      <w:proofErr w:type="spellEnd"/>
+      <w:r>
+        <w:rPr>
+          <w:rFonts w:ascii="Arial" w:hAnsi="Arial" w:cs="Arial"/>
+          <w:sz w:val="20"/>
+          <w:szCs w:val="20"/>
+        </w:rPr>
+        <w:t xml:space="preserve"> werken via interfaces: </w:t>
+      </w:r>
+      <w:proofErr w:type="spellStart"/>
+      <w:r>
+        <w:rPr>
+          <w:rFonts w:ascii="Arial" w:hAnsi="Arial" w:cs="Arial"/>
+          <w:sz w:val="20"/>
+          <w:szCs w:val="20"/>
+        </w:rPr>
+        <w:t>ITaskRepository</w:t>
+      </w:r>
+      <w:proofErr w:type="spellEnd"/>
+      <w:r>
+        <w:rPr>
+          <w:rFonts w:ascii="Arial" w:hAnsi="Arial" w:cs="Arial"/>
+          <w:sz w:val="20"/>
+          <w:szCs w:val="20"/>
+        </w:rPr>
+        <w:t xml:space="preserve"> en </w:t>
+      </w:r>
+      <w:proofErr w:type="spellStart"/>
+      <w:r>
+        <w:rPr>
+          <w:rFonts w:ascii="Arial" w:hAnsi="Arial" w:cs="Arial"/>
+          <w:sz w:val="20"/>
+          <w:szCs w:val="20"/>
+        </w:rPr>
+        <w:t>IPersonRepository</w:t>
+      </w:r>
+      <w:proofErr w:type="spellEnd"/>
+      <w:r>
+        <w:rPr>
+          <w:rFonts w:ascii="Arial" w:hAnsi="Arial" w:cs="Arial"/>
+          <w:sz w:val="20"/>
+          <w:szCs w:val="20"/>
+        </w:rPr>
+        <w:t>. Hierdoor is de koppeling lager en kan de implementatie later eenvoudiger vervangen worden.</w:t>
+      </w:r>
+    </w:p>
+    <w:p>
+      <w:pPr>
+        <w:rPr>
+          <w:rFonts w:ascii="Arial" w:hAnsi="Arial" w:cs="Arial"/>
+          <w:sz w:val="20"/>
+          <w:szCs w:val="20"/>
+        </w:rPr>
+      </w:pPr>
+      <w:proofErr w:type="spellStart"/>
+      <w:r>
+        <w:rPr>
+          <w:rFonts w:ascii="Arial" w:hAnsi="Arial" w:cs="Arial"/>
+          <w:sz w:val="20"/>
+          <w:szCs w:val="20"/>
+        </w:rPr>
+        <w:t>Dependency</w:t>
+      </w:r>
+      <w:proofErr w:type="spellEnd"/>
+      <w:r>
+        <w:rPr>
+          <w:rFonts w:ascii="Arial" w:hAnsi="Arial" w:cs="Arial"/>
+          <w:sz w:val="20"/>
+          <w:szCs w:val="20"/>
+        </w:rPr>
+        <w:t xml:space="preserve"> </w:t>
+      </w:r>
+      <w:proofErr w:type="spellStart"/>
+      <w:r>
+        <w:rPr>
+          <w:rFonts w:ascii="Arial" w:hAnsi="Arial" w:cs="Arial"/>
+          <w:sz w:val="20"/>
+          <w:szCs w:val="20"/>
+        </w:rPr>
+        <w:t>Injection</w:t>
+      </w:r>
+      <w:proofErr w:type="spellEnd"/>
+      <w:r>
+        <w:rPr>
+          <w:rFonts w:ascii="Arial" w:hAnsi="Arial" w:cs="Arial"/>
+          <w:sz w:val="20"/>
+          <w:szCs w:val="20"/>
+        </w:rPr>
+        <w:t xml:space="preserve"> en </w:t>
+      </w:r>
+      <w:proofErr w:type="spellStart"/>
+      <w:r>
+        <w:rPr>
+          <w:rFonts w:ascii="Arial" w:hAnsi="Arial" w:cs="Arial"/>
+          <w:sz w:val="20"/>
+          <w:szCs w:val="20"/>
+        </w:rPr>
+        <w:t>IoC</w:t>
+      </w:r>
+      <w:proofErr w:type="spellEnd"/>
+    </w:p>
+    <w:p>
+      <w:pPr>
+        <w:rPr>
+          <w:rFonts w:ascii="Arial" w:hAnsi="Arial" w:cs="Arial"/>
+          <w:sz w:val="20"/>
+          <w:szCs w:val="20"/>
+        </w:rPr>
+      </w:pPr>
+      <w:r>
+        <w:rPr>
+          <w:rFonts w:ascii="Arial" w:hAnsi="Arial" w:cs="Arial"/>
+          <w:sz w:val="20"/>
+          <w:szCs w:val="20"/>
+        </w:rPr>
+        <w:t xml:space="preserve">De </w:t>
+      </w:r>
+      <w:proofErr w:type="spellStart"/>
+      <w:r>
+        <w:rPr>
+          <w:rFonts w:ascii="Arial" w:hAnsi="Arial" w:cs="Arial"/>
+          <w:sz w:val="20"/>
+          <w:szCs w:val="20"/>
+        </w:rPr>
+        <w:t>repositories</w:t>
+      </w:r>
+      <w:proofErr w:type="spellEnd"/>
+      <w:r>
+        <w:rPr>
+          <w:rFonts w:ascii="Arial" w:hAnsi="Arial" w:cs="Arial"/>
+          <w:sz w:val="20"/>
+          <w:szCs w:val="20"/>
+        </w:rPr>
+        <w:t xml:space="preserve"> en services worden geregistreerd in </w:t>
+      </w:r>
+      <w:proofErr w:type="spellStart"/>
+      <w:r>
+        <w:rPr>
+          <w:rFonts w:ascii="Arial" w:hAnsi="Arial" w:cs="Arial"/>
+          <w:sz w:val="20"/>
+          <w:szCs w:val="20"/>
+        </w:rPr>
+        <w:t>MauiProgram.cs</w:t>
+      </w:r>
+      <w:proofErr w:type="spellEnd"/>
+      <w:r>
+        <w:rPr>
+          <w:rFonts w:ascii="Arial" w:hAnsi="Arial" w:cs="Arial"/>
+          <w:sz w:val="20"/>
+          <w:szCs w:val="20"/>
+        </w:rPr>
+        <w:t>.</w:t>
+      </w:r>
+    </w:p>
+    <w:p>
+      <w:pPr>
+        <w:rPr>
+          <w:rFonts w:ascii="Arial" w:hAnsi="Arial" w:cs="Arial"/>
+          <w:sz w:val="20"/>
+          <w:szCs w:val="20"/>
+        </w:rPr>
+      </w:pPr>
+      <w:r>
+        <w:rPr>
+          <w:rFonts w:ascii="Arial" w:hAnsi="Arial" w:cs="Arial"/>
+          <w:sz w:val="20"/>
+          <w:szCs w:val="20"/>
+        </w:rPr>
+        <w:t xml:space="preserve">De pagina’s maken hun </w:t>
+      </w:r>
+      <w:proofErr w:type="spellStart"/>
+      <w:r>
+        <w:rPr>
+          <w:rFonts w:ascii="Arial" w:hAnsi="Arial" w:cs="Arial"/>
+          <w:sz w:val="20"/>
+          <w:szCs w:val="20"/>
+        </w:rPr>
+        <w:t>repositories</w:t>
+      </w:r>
+      <w:proofErr w:type="spellEnd"/>
+      <w:r>
+        <w:rPr>
+          <w:rFonts w:ascii="Arial" w:hAnsi="Arial" w:cs="Arial"/>
+          <w:sz w:val="20"/>
+          <w:szCs w:val="20"/>
+        </w:rPr>
+        <w:t xml:space="preserve"> niet meer zelf aan met new, maar krijgen ze via de </w:t>
+      </w:r>
+      <w:proofErr w:type="spellStart"/>
+      <w:r>
+        <w:rPr>
+          <w:rFonts w:ascii="Arial" w:hAnsi="Arial" w:cs="Arial"/>
+          <w:sz w:val="20"/>
+          <w:szCs w:val="20"/>
+        </w:rPr>
+        <w:t>constructor</w:t>
+      </w:r>
+      <w:proofErr w:type="spellEnd"/>
+      <w:r>
+        <w:rPr>
+          <w:rFonts w:ascii="Arial" w:hAnsi="Arial" w:cs="Arial"/>
+          <w:sz w:val="20"/>
+          <w:szCs w:val="20"/>
+        </w:rPr>
+        <w:t xml:space="preserve">. Dit is </w:t>
+      </w:r>
+      <w:proofErr w:type="spellStart"/>
+      <w:r>
+        <w:rPr>
+          <w:rFonts w:ascii="Arial" w:hAnsi="Arial" w:cs="Arial"/>
+          <w:sz w:val="20"/>
+          <w:szCs w:val="20"/>
+        </w:rPr>
+        <w:t>Dependency</w:t>
+      </w:r>
+      <w:proofErr w:type="spellEnd"/>
+      <w:r>
+        <w:rPr>
+          <w:rFonts w:ascii="Arial" w:hAnsi="Arial" w:cs="Arial"/>
+          <w:sz w:val="20"/>
+          <w:szCs w:val="20"/>
+        </w:rPr>
+        <w:t xml:space="preserve"> </w:t>
+      </w:r>
+      <w:proofErr w:type="spellStart"/>
+      <w:r>
+        <w:rPr>
+          <w:rFonts w:ascii="Arial" w:hAnsi="Arial" w:cs="Arial"/>
+          <w:sz w:val="20"/>
+          <w:szCs w:val="20"/>
+        </w:rPr>
+        <w:t>Injection</w:t>
+      </w:r>
+      <w:proofErr w:type="spellEnd"/>
+      <w:r>
+        <w:rPr>
+          <w:rFonts w:ascii="Arial" w:hAnsi="Arial" w:cs="Arial"/>
+          <w:sz w:val="20"/>
+          <w:szCs w:val="20"/>
+        </w:rPr>
+        <w:t xml:space="preserve"> en een toepassing van </w:t>
+      </w:r>
+      <w:proofErr w:type="spellStart"/>
+      <w:r>
+        <w:rPr>
+          <w:rFonts w:ascii="Arial" w:hAnsi="Arial" w:cs="Arial"/>
+          <w:sz w:val="20"/>
+          <w:szCs w:val="20"/>
+        </w:rPr>
+        <w:t>Inversion</w:t>
+      </w:r>
+      <w:proofErr w:type="spellEnd"/>
+      <w:r>
+        <w:rPr>
+          <w:rFonts w:ascii="Arial" w:hAnsi="Arial" w:cs="Arial"/>
+          <w:sz w:val="20"/>
+          <w:szCs w:val="20"/>
+        </w:rPr>
+        <w:t xml:space="preserve"> of Control.</w:t>
+      </w:r>
+    </w:p>
+    <w:p>
+      <w:pPr>
+        <w:rPr>
+          <w:rFonts w:ascii="Arial" w:hAnsi="Arial" w:cs="Arial"/>
+          <w:sz w:val="20"/>
+          <w:szCs w:val="20"/>
+        </w:rPr>
+      </w:pPr>
+      <w:r>
+        <w:rPr>
+          <w:rFonts w:ascii="Arial" w:hAnsi="Arial" w:cs="Arial"/>
+          <w:sz w:val="20"/>
+          <w:szCs w:val="20"/>
+        </w:rPr>
+        <w:t xml:space="preserve">Dit maakt de code beter onderhoudbaar en makkelijker </w:t>
+      </w:r>
+      <w:proofErr w:type="spellStart"/>
+      <w:r>
+        <w:rPr>
+          <w:rFonts w:ascii="Arial" w:hAnsi="Arial" w:cs="Arial"/>
+          <w:sz w:val="20"/>
+          <w:szCs w:val="20"/>
+        </w:rPr>
+        <w:t>testbaar</w:t>
+      </w:r>
+      <w:proofErr w:type="spellEnd"/>
+      <w:r>
+        <w:rPr>
+          <w:rFonts w:ascii="Arial" w:hAnsi="Arial" w:cs="Arial"/>
+          <w:sz w:val="20"/>
+          <w:szCs w:val="20"/>
+        </w:rPr>
+        <w:t>.</w:t>
+      </w:r>
+    </w:p>
+    <w:p>
+      <w:pPr>
+        <w:rPr>
+          <w:rFonts w:ascii="Arial" w:hAnsi="Arial" w:cs="Arial"/>
+          <w:sz w:val="20"/>
+          <w:szCs w:val="20"/>
+        </w:rPr>
+      </w:pPr>
+      <w:proofErr w:type="spellStart"/>
+      <w:r>
+        <w:rPr>
+          <w:rFonts w:ascii="Arial" w:hAnsi="Arial" w:cs="Arial"/>
+          <w:sz w:val="20"/>
+          <w:szCs w:val="20"/>
+        </w:rPr>
+        <w:t>Strategy</w:t>
+      </w:r>
+      <w:proofErr w:type="spellEnd"/>
+      <w:r>
+        <w:rPr>
+          <w:rFonts w:ascii="Arial" w:hAnsi="Arial" w:cs="Arial"/>
+          <w:sz w:val="20"/>
+          <w:szCs w:val="20"/>
+        </w:rPr>
+        <w:t xml:space="preserve"> </w:t>
+      </w:r>
+      <w:proofErr w:type="spellStart"/>
+      <w:r>
+        <w:rPr>
+          <w:rFonts w:ascii="Arial" w:hAnsi="Arial" w:cs="Arial"/>
+          <w:sz w:val="20"/>
+          <w:szCs w:val="20"/>
+        </w:rPr>
+        <w:t>Pattern</w:t>
+      </w:r>
+      <w:proofErr w:type="spellEnd"/>
+    </w:p>
+    <w:p>
+      <w:pPr>
+        <w:rPr>
+          <w:rFonts w:ascii="Arial" w:hAnsi="Arial" w:cs="Arial"/>
+          <w:sz w:val="20"/>
+          <w:szCs w:val="20"/>
+        </w:rPr>
+      </w:pPr>
+      <w:r>
+        <w:rPr>
+          <w:rFonts w:ascii="Arial" w:hAnsi="Arial" w:cs="Arial"/>
+          <w:sz w:val="20"/>
+          <w:szCs w:val="20"/>
+        </w:rPr>
+        <w:t xml:space="preserve">Voor het filteren van taken heb ik het </w:t>
+      </w:r>
+      <w:proofErr w:type="spellStart"/>
+      <w:r>
+        <w:rPr>
+          <w:rFonts w:ascii="Arial" w:hAnsi="Arial" w:cs="Arial"/>
+          <w:sz w:val="20"/>
+          <w:szCs w:val="20"/>
+        </w:rPr>
+        <w:t>Strategy</w:t>
+      </w:r>
+      <w:proofErr w:type="spellEnd"/>
+      <w:r>
+        <w:rPr>
+          <w:rFonts w:ascii="Arial" w:hAnsi="Arial" w:cs="Arial"/>
+          <w:sz w:val="20"/>
+          <w:szCs w:val="20"/>
+        </w:rPr>
+        <w:t xml:space="preserve"> </w:t>
+      </w:r>
+      <w:proofErr w:type="spellStart"/>
+      <w:r>
+        <w:rPr>
+          <w:rFonts w:ascii="Arial" w:hAnsi="Arial" w:cs="Arial"/>
+          <w:sz w:val="20"/>
+          <w:szCs w:val="20"/>
+        </w:rPr>
+        <w:t>Pattern</w:t>
+      </w:r>
+      <w:proofErr w:type="spellEnd"/>
+      <w:r>
+        <w:rPr>
+          <w:rFonts w:ascii="Arial" w:hAnsi="Arial" w:cs="Arial"/>
+          <w:sz w:val="20"/>
+          <w:szCs w:val="20"/>
+        </w:rPr>
+        <w:t xml:space="preserve"> gebruikt.</w:t>
+      </w:r>
+    </w:p>
+    <w:p>
+      <w:pPr>
+        <w:rPr>
+          <w:rFonts w:ascii="Arial" w:hAnsi="Arial" w:cs="Arial"/>
+          <w:sz w:val="20"/>
+          <w:szCs w:val="20"/>
+        </w:rPr>
+      </w:pPr>
+      <w:r>
+        <w:rPr>
+          <w:rFonts w:ascii="Arial" w:hAnsi="Arial" w:cs="Arial"/>
+          <w:sz w:val="20"/>
+          <w:szCs w:val="20"/>
+        </w:rPr>
+        <w:t xml:space="preserve">Ik heb een interface </w:t>
+      </w:r>
+      <w:proofErr w:type="spellStart"/>
+      <w:r>
+        <w:rPr>
+          <w:rFonts w:ascii="Arial" w:hAnsi="Arial" w:cs="Arial"/>
+          <w:sz w:val="20"/>
+          <w:szCs w:val="20"/>
+        </w:rPr>
+        <w:t>ITaskFilterStrategy</w:t>
+      </w:r>
+      <w:proofErr w:type="spellEnd"/>
+      <w:r>
+        <w:rPr>
+          <w:rFonts w:ascii="Arial" w:hAnsi="Arial" w:cs="Arial"/>
+          <w:sz w:val="20"/>
+          <w:szCs w:val="20"/>
+        </w:rPr>
+        <w:t xml:space="preserve"> gemaakt met verschillende implementaties:</w:t>
+      </w:r>
+    </w:p>
+    <w:p>
+      <w:pPr>
+        <w:numPr>
+          <w:ilvl w:val="0"/>
+          <w:numId w:val="1"/>
+        </w:numPr>
+        <w:rPr>
+          <w:rFonts w:ascii="Arial" w:hAnsi="Arial" w:cs="Arial"/>
+          <w:sz w:val="20"/>
+          <w:szCs w:val="20"/>
+        </w:rPr>
+      </w:pPr>
+      <w:proofErr w:type="spellStart"/>
+      <w:r>
+        <w:rPr>
+          <w:rFonts w:ascii="Arial" w:hAnsi="Arial" w:cs="Arial"/>
+          <w:sz w:val="20"/>
+          <w:szCs w:val="20"/>
+        </w:rPr>
+        <w:t>AllTasksFilterStrategy</w:t>
+      </w:r>
+      <w:proofErr w:type="spellEnd"/>
+    </w:p>
+    <w:p>
+      <w:pPr>
+        <w:numPr>
+          <w:ilvl w:val="0"/>
+          <w:numId w:val="1"/>
+        </w:numPr>
+        <w:rPr>
+          <w:rFonts w:ascii="Arial" w:hAnsi="Arial" w:cs="Arial"/>
+          <w:sz w:val="20"/>
+          <w:szCs w:val="20"/>
+        </w:rPr>
+      </w:pPr>
+      <w:proofErr w:type="spellStart"/>
+      <w:r>
+        <w:rPr>
+          <w:rFonts w:ascii="Arial" w:hAnsi="Arial" w:cs="Arial"/>
+          <w:sz w:val="20"/>
+          <w:szCs w:val="20"/>
+        </w:rPr>
+        <w:t>NotCompletedTasksFilterStrategy</w:t>
+      </w:r>
+      <w:proofErr w:type="spellEnd"/>
+    </w:p>
+    <w:p>
+      <w:pPr>
+        <w:numPr>
+          <w:ilvl w:val="0"/>
+          <w:numId w:val="1"/>
+        </w:numPr>
+        <w:rPr>
+          <w:rFonts w:ascii="Arial" w:hAnsi="Arial" w:cs="Arial"/>
+          <w:sz w:val="20"/>
+          <w:szCs w:val="20"/>
+        </w:rPr>
+      </w:pPr>
+      <w:proofErr w:type="spellStart"/>
+      <w:r>
+        <w:rPr>
+          <w:rFonts w:ascii="Arial" w:hAnsi="Arial" w:cs="Arial"/>
+          <w:sz w:val="20"/>
+          <w:szCs w:val="20"/>
+        </w:rPr>
+        <w:t>RecentTasksFilterStrategy</w:t>
+      </w:r>
+      <w:proofErr w:type="spellEnd"/>
+    </w:p>
+    <w:p>
+      <w:pPr>
+        <w:rPr>
+          <w:rFonts w:ascii="Arial" w:hAnsi="Arial" w:cs="Arial"/>
+          <w:sz w:val="20"/>
+          <w:szCs w:val="20"/>
+        </w:rPr>
+      </w:pPr>
+      <w:r>
+        <w:rPr>
+          <w:rFonts w:ascii="Arial" w:hAnsi="Arial" w:cs="Arial"/>
+          <w:sz w:val="20"/>
+          <w:szCs w:val="20"/>
+        </w:rPr>
+        <w:t>Hierdoor kunnen nieuwe filters toegevoegd worden zonder bestaande filtercode te wijzigen.</w:t>
+      </w:r>
+    </w:p>
+    <w:p>
+      <w:pPr>
+        <w:rPr>
+          <w:rFonts w:ascii="Arial" w:hAnsi="Arial" w:cs="Arial"/>
+          <w:sz w:val="20"/>
+          <w:szCs w:val="20"/>
+        </w:rPr>
+      </w:pPr>
+      <w:proofErr w:type="spellStart"/>
+      <w:r>
+        <w:rPr>
+          <w:rFonts w:ascii="Arial" w:hAnsi="Arial" w:cs="Arial"/>
+          <w:sz w:val="20"/>
+          <w:szCs w:val="20"/>
+        </w:rPr>
+        <w:t>LiteDB</w:t>
+      </w:r>
+      <w:proofErr w:type="spellEnd"/>
+    </w:p>
+    <w:p>
+      <w:pPr>
+        <w:rPr>
+          <w:rFonts w:ascii="Arial" w:hAnsi="Arial" w:cs="Arial"/>
+          <w:sz w:val="20"/>
+          <w:szCs w:val="20"/>
+        </w:rPr>
+      </w:pPr>
+      <w:proofErr w:type="spellStart"/>
+      <w:r>
+        <w:rPr>
+          <w:rFonts w:ascii="Arial" w:hAnsi="Arial" w:cs="Arial"/>
+          <w:sz w:val="20"/>
+          <w:szCs w:val="20"/>
+        </w:rPr>
+        <w:t>LiteDB</w:t>
+      </w:r>
+      <w:proofErr w:type="spellEnd"/>
+      <w:r>
+        <w:rPr>
+          <w:rFonts w:ascii="Arial" w:hAnsi="Arial" w:cs="Arial"/>
+          <w:sz w:val="20"/>
+          <w:szCs w:val="20"/>
+        </w:rPr>
+        <w:t xml:space="preserve"> wordt gebruikt voor lokale opslag. Taken en personen blijven bewaard wanneer de applicatie gesloten en opnieuw geopend wordt.</w:t>
+      </w:r>
+    </w:p>
+    <w:p>
+      <w:pPr>
+        <w:rPr>
+          <w:rFonts w:ascii="Arial" w:hAnsi="Arial" w:cs="Arial"/>
+          <w:sz w:val="20"/>
+          <w:szCs w:val="20"/>
+        </w:rPr>
+      </w:pPr>
+      <w:r>
+        <w:rPr>
+          <w:rFonts w:ascii="Arial" w:hAnsi="Arial" w:cs="Arial"/>
+          <w:sz w:val="20"/>
+          <w:szCs w:val="20"/>
+        </w:rPr>
+        <w:lastRenderedPageBreak/>
+        <w:t xml:space="preserve">De klasse </w:t>
+      </w:r>
+      <w:proofErr w:type="spellStart"/>
+      <w:r>
+        <w:rPr>
+          <w:rFonts w:ascii="Arial" w:hAnsi="Arial" w:cs="Arial"/>
+          <w:sz w:val="20"/>
+          <w:szCs w:val="20"/>
+        </w:rPr>
+        <w:t>DatabaseContext</w:t>
+      </w:r>
+      <w:proofErr w:type="spellEnd"/>
+      <w:r>
+        <w:rPr>
+          <w:rFonts w:ascii="Arial" w:hAnsi="Arial" w:cs="Arial"/>
+          <w:sz w:val="20"/>
+          <w:szCs w:val="20"/>
+        </w:rPr>
+        <w:t xml:space="preserve"> beheert de toegang tot de database en geeft collecties terug aan de </w:t>
+      </w:r>
+      <w:proofErr w:type="spellStart"/>
+      <w:r>
+        <w:rPr>
+          <w:rFonts w:ascii="Arial" w:hAnsi="Arial" w:cs="Arial"/>
+          <w:sz w:val="20"/>
+          <w:szCs w:val="20"/>
+        </w:rPr>
+        <w:t>repositories</w:t>
+      </w:r>
+      <w:proofErr w:type="spellEnd"/>
+      <w:r>
+        <w:rPr>
+          <w:rFonts w:ascii="Arial" w:hAnsi="Arial" w:cs="Arial"/>
+          <w:sz w:val="20"/>
+          <w:szCs w:val="20"/>
+        </w:rPr>
+        <w:t>.</w:t>
+      </w:r>
+    </w:p>
+    <w:p>
+      <w:pPr>
+        <w:rPr>
+          <w:rFonts w:ascii="Arial" w:hAnsi="Arial" w:cs="Arial"/>
+          <w:sz w:val="20"/>
+          <w:szCs w:val="20"/>
+        </w:rPr>
+      </w:pPr>
+      <w:r>
+        <w:rPr>
+          <w:rFonts w:ascii="Arial" w:hAnsi="Arial" w:cs="Arial"/>
+          <w:sz w:val="20"/>
+          <w:szCs w:val="20"/>
+        </w:rPr>
+        <w:t>Validatie</w:t>
+      </w:r>
+    </w:p>
+    <w:p>
+      <w:pPr>
+        <w:rPr>
+          <w:rFonts w:ascii="Arial" w:hAnsi="Arial" w:cs="Arial"/>
+          <w:sz w:val="20"/>
+          <w:szCs w:val="20"/>
+        </w:rPr>
+      </w:pPr>
+      <w:r>
+        <w:rPr>
+          <w:rFonts w:ascii="Arial" w:hAnsi="Arial" w:cs="Arial"/>
+          <w:sz w:val="20"/>
+          <w:szCs w:val="20"/>
+        </w:rPr>
+        <w:t>Bij het opslaan van gegevens worden verplichte velden gecontroleerd. Bijvoorbeeld:</w:t>
+      </w:r>
+    </w:p>
+    <w:p>
+      <w:pPr>
+        <w:numPr>
+          <w:ilvl w:val="0"/>
+          <w:numId w:val="2"/>
+        </w:numPr>
+        <w:rPr>
+          <w:rFonts w:ascii="Arial" w:hAnsi="Arial" w:cs="Arial"/>
+          <w:sz w:val="20"/>
+          <w:szCs w:val="20"/>
+        </w:rPr>
+      </w:pPr>
+      <w:proofErr w:type="gramStart"/>
+      <w:r>
+        <w:rPr>
+          <w:rFonts w:ascii="Arial" w:hAnsi="Arial" w:cs="Arial"/>
+          <w:sz w:val="20"/>
+          <w:szCs w:val="20"/>
+        </w:rPr>
+        <w:t>een</w:t>
+      </w:r>
+      <w:proofErr w:type="gramEnd"/>
+      <w:r>
+        <w:rPr>
+          <w:rFonts w:ascii="Arial" w:hAnsi="Arial" w:cs="Arial"/>
+          <w:sz w:val="20"/>
+          <w:szCs w:val="20"/>
+        </w:rPr>
+        <w:t xml:space="preserve"> taak moet een titel hebben</w:t>
+      </w:r>
+    </w:p>
+    <w:p>
+      <w:pPr>
+        <w:numPr>
+          <w:ilvl w:val="0"/>
+          <w:numId w:val="2"/>
+        </w:numPr>
+        <w:rPr>
+          <w:rFonts w:ascii="Arial" w:hAnsi="Arial" w:cs="Arial"/>
+          <w:sz w:val="20"/>
+          <w:szCs w:val="20"/>
+        </w:rPr>
+      </w:pPr>
+      <w:proofErr w:type="gramStart"/>
+      <w:r>
+        <w:rPr>
+          <w:rFonts w:ascii="Arial" w:hAnsi="Arial" w:cs="Arial"/>
+          <w:sz w:val="20"/>
+          <w:szCs w:val="20"/>
+        </w:rPr>
+        <w:t>een</w:t>
+      </w:r>
+      <w:proofErr w:type="gramEnd"/>
+      <w:r>
+        <w:rPr>
+          <w:rFonts w:ascii="Arial" w:hAnsi="Arial" w:cs="Arial"/>
+          <w:sz w:val="20"/>
+          <w:szCs w:val="20"/>
+        </w:rPr>
+        <w:t xml:space="preserve"> persoon moet een voornaam hebben</w:t>
+      </w:r>
+    </w:p>
+    <w:p>
+      <w:pPr>
+        <w:numPr>
+          <w:ilvl w:val="0"/>
+          <w:numId w:val="2"/>
+        </w:numPr>
+        <w:rPr>
+          <w:rFonts w:ascii="Arial" w:hAnsi="Arial" w:cs="Arial"/>
+          <w:sz w:val="20"/>
+          <w:szCs w:val="20"/>
+        </w:rPr>
+      </w:pPr>
+      <w:proofErr w:type="gramStart"/>
+      <w:r>
+        <w:rPr>
+          <w:rFonts w:ascii="Arial" w:hAnsi="Arial" w:cs="Arial"/>
+          <w:sz w:val="20"/>
+          <w:szCs w:val="20"/>
+        </w:rPr>
+        <w:t>bij</w:t>
+      </w:r>
+      <w:proofErr w:type="gramEnd"/>
+      <w:r>
+        <w:rPr>
+          <w:rFonts w:ascii="Arial" w:hAnsi="Arial" w:cs="Arial"/>
+          <w:sz w:val="20"/>
+          <w:szCs w:val="20"/>
+        </w:rPr>
+        <w:t xml:space="preserve"> het bewerken van een taak moet een persoon gekozen worden</w:t>
+      </w:r>
+    </w:p>
+    <w:p>
+      <w:pPr>
+        <w:rPr>
+          <w:rFonts w:ascii="Arial" w:hAnsi="Arial" w:cs="Arial"/>
+          <w:sz w:val="20"/>
+          <w:szCs w:val="20"/>
+        </w:rPr>
+      </w:pPr>
+      <w:r>
+        <w:rPr>
+          <w:rFonts w:ascii="Arial" w:hAnsi="Arial" w:cs="Arial"/>
+          <w:sz w:val="20"/>
+          <w:szCs w:val="20"/>
+        </w:rPr>
+        <w:t>Besluit</w:t>
+      </w:r>
+    </w:p>
+    <w:p>
+      <w:pPr>
+        <w:rPr>
+          <w:rFonts w:ascii="Arial" w:hAnsi="Arial" w:cs="Arial"/>
+          <w:sz w:val="20"/>
+          <w:szCs w:val="20"/>
+        </w:rPr>
+      </w:pPr>
+      <w:r>
+        <w:rPr>
+          <w:rFonts w:ascii="Arial" w:hAnsi="Arial" w:cs="Arial"/>
+          <w:sz w:val="20"/>
+          <w:szCs w:val="20"/>
+        </w:rPr>
+        <w:t xml:space="preserve">Tijdens deze opdracht heb ik geleerd hoe ik een MAUI-applicatie kan structureren met meerdere pagina’s, modellen, </w:t>
+      </w:r>
+      <w:proofErr w:type="spellStart"/>
+      <w:r>
+        <w:rPr>
+          <w:rFonts w:ascii="Arial" w:hAnsi="Arial" w:cs="Arial"/>
+          <w:sz w:val="20"/>
+          <w:szCs w:val="20"/>
+        </w:rPr>
+        <w:t>repositories</w:t>
+      </w:r>
+      <w:proofErr w:type="spellEnd"/>
+      <w:r>
+        <w:rPr>
+          <w:rFonts w:ascii="Arial" w:hAnsi="Arial" w:cs="Arial"/>
+          <w:sz w:val="20"/>
+          <w:szCs w:val="20"/>
+        </w:rPr>
+        <w:t xml:space="preserve">, services, </w:t>
+      </w:r>
+      <w:proofErr w:type="spellStart"/>
+      <w:r>
+        <w:rPr>
+          <w:rFonts w:ascii="Arial" w:hAnsi="Arial" w:cs="Arial"/>
+          <w:sz w:val="20"/>
+          <w:szCs w:val="20"/>
+        </w:rPr>
+        <w:t>LiteDB</w:t>
       </w:r>
       <w:proofErr w:type="spellEnd"/>
       <w:r>
@@ -188,7 +1348,96 @@
           <w:sz w:val="20"/>
           <w:szCs w:val="20"/>
         </w:rPr>
-        <w:t>PersonenPagina</w:t>
+        <w:t>Dependency</w:t>
+      </w:r>
+      <w:proofErr w:type="spellEnd"/>
+      <w:r>
+        <w:rPr>
+          <w:rFonts w:ascii="Arial" w:hAnsi="Arial" w:cs="Arial"/>
+          <w:sz w:val="20"/>
+          <w:szCs w:val="20"/>
+        </w:rPr>
+        <w:t xml:space="preserve"> </w:t>
+      </w:r>
+      <w:proofErr w:type="spellStart"/>
+      <w:r>
+        <w:rPr>
+          <w:rFonts w:ascii="Arial" w:hAnsi="Arial" w:cs="Arial"/>
+          <w:sz w:val="20"/>
+          <w:szCs w:val="20"/>
+        </w:rPr>
+        <w:t>Injection</w:t>
+      </w:r>
+      <w:proofErr w:type="spellEnd"/>
+      <w:r>
+        <w:rPr>
+          <w:rFonts w:ascii="Arial" w:hAnsi="Arial" w:cs="Arial"/>
+          <w:sz w:val="20"/>
+          <w:szCs w:val="20"/>
+        </w:rPr>
+        <w:t xml:space="preserve"> en design </w:t>
+      </w:r>
+      <w:proofErr w:type="spellStart"/>
+      <w:r>
+        <w:rPr>
+          <w:rFonts w:ascii="Arial" w:hAnsi="Arial" w:cs="Arial"/>
+          <w:sz w:val="20"/>
+          <w:szCs w:val="20"/>
+        </w:rPr>
+        <w:t>patterns</w:t>
+      </w:r>
+      <w:proofErr w:type="spellEnd"/>
+      <w:r>
+        <w:rPr>
+          <w:rFonts w:ascii="Arial" w:hAnsi="Arial" w:cs="Arial"/>
+          <w:sz w:val="20"/>
+          <w:szCs w:val="20"/>
+        </w:rPr>
+        <w:t>.</w:t>
+      </w:r>
+    </w:p>
+    <w:p>
+      <w:pPr>
+        <w:rPr>
+          <w:rFonts w:ascii="Arial" w:hAnsi="Arial" w:cs="Arial"/>
+          <w:sz w:val="20"/>
+          <w:szCs w:val="20"/>
+        </w:rPr>
+      </w:pPr>
+      <w:r>
+        <w:rPr>
+          <w:rFonts w:ascii="Arial" w:hAnsi="Arial" w:cs="Arial"/>
+          <w:sz w:val="20"/>
+          <w:szCs w:val="20"/>
+        </w:rPr>
+        <w:t xml:space="preserve">Mijn applicatie gebruikt onder andere het </w:t>
+      </w:r>
+      <w:proofErr w:type="spellStart"/>
+      <w:r>
+        <w:rPr>
+          <w:rFonts w:ascii="Arial" w:hAnsi="Arial" w:cs="Arial"/>
+          <w:sz w:val="20"/>
+          <w:szCs w:val="20"/>
+        </w:rPr>
+        <w:t>Repository</w:t>
+      </w:r>
+      <w:proofErr w:type="spellEnd"/>
+      <w:r>
+        <w:rPr>
+          <w:rFonts w:ascii="Arial" w:hAnsi="Arial" w:cs="Arial"/>
+          <w:sz w:val="20"/>
+          <w:szCs w:val="20"/>
+        </w:rPr>
+        <w:t xml:space="preserve"> </w:t>
+      </w:r>
+      <w:proofErr w:type="spellStart"/>
+      <w:r>
+        <w:rPr>
+          <w:rFonts w:ascii="Arial" w:hAnsi="Arial" w:cs="Arial"/>
+          <w:sz w:val="20"/>
+          <w:szCs w:val="20"/>
+        </w:rPr>
+        <w:t>Pattern</w:t>
       </w:r>
       <w:proofErr w:type="spellEnd"/>
       <w:r>
@@ -206,145 +1455,14 @@
           <w:sz w:val="20"/>
           <w:szCs w:val="20"/>
         </w:rPr>
-        <w:t>TaskDetailPage</w:t>
-      </w:r>
-      <w:proofErr w:type="spellEnd"/>
-      <w:r>
-        <w:rPr>
-          <w:rFonts w:ascii="Arial" w:hAnsi="Arial" w:cs="Arial"/>
-          <w:sz w:val="20"/>
-          <w:szCs w:val="20"/>
-        </w:rPr>
-        <w:t xml:space="preserve"> en </w:t>
-      </w:r>
-      <w:proofErr w:type="spellStart"/>
-      <w:r>
-        <w:rPr>
-          <w:rFonts w:ascii="Arial" w:hAnsi="Arial" w:cs="Arial"/>
-          <w:sz w:val="20"/>
-          <w:szCs w:val="20"/>
-        </w:rPr>
-        <w:t>persoonDetailPage</w:t>
-      </w:r>
-      <w:proofErr w:type="spellEnd"/>
-      <w:r>
-        <w:rPr>
-          <w:rFonts w:ascii="Arial" w:hAnsi="Arial" w:cs="Arial"/>
-          <w:sz w:val="20"/>
-          <w:szCs w:val="20"/>
-        </w:rPr>
-        <w:t xml:space="preserve"> vormen de gebruikersinterface.</w:t>
-      </w:r>
-      <w:r>
-        <w:rPr>
-          <w:rFonts w:ascii="Arial" w:hAnsi="Arial" w:cs="Arial"/>
-          <w:sz w:val="20"/>
-          <w:szCs w:val="20"/>
-        </w:rPr>
-        <w:br/>
-      </w:r>
-      <w:r>
-        <w:rPr>
-          <w:rFonts w:ascii="Arial" w:hAnsi="Arial" w:cs="Arial"/>
-          <w:sz w:val="20"/>
-          <w:szCs w:val="20"/>
-        </w:rPr>
-        <w:t xml:space="preserve">De </w:t>
-      </w:r>
-      <w:proofErr w:type="spellStart"/>
-      <w:r>
-        <w:rPr>
-          <w:rFonts w:ascii="Arial" w:hAnsi="Arial" w:cs="Arial"/>
-          <w:sz w:val="20"/>
-          <w:szCs w:val="20"/>
-        </w:rPr>
-        <w:t>repositories</w:t>
-      </w:r>
-      <w:proofErr w:type="spellEnd"/>
-      <w:r>
-        <w:rPr>
-          <w:rFonts w:ascii="Arial" w:hAnsi="Arial" w:cs="Arial"/>
-          <w:sz w:val="20"/>
-          <w:szCs w:val="20"/>
-        </w:rPr>
-        <w:t xml:space="preserve"> zorgen voor de communicatie met </w:t>
-      </w:r>
-      <w:proofErr w:type="spellStart"/>
-      <w:r>
-        <w:rPr>
-          <w:rFonts w:ascii="Arial" w:hAnsi="Arial" w:cs="Arial"/>
-          <w:sz w:val="20"/>
-          <w:szCs w:val="20"/>
-        </w:rPr>
-        <w:t>LiteDB</w:t>
-      </w:r>
-      <w:proofErr w:type="spellEnd"/>
-      <w:r>
-        <w:rPr>
-          <w:rFonts w:ascii="Arial" w:hAnsi="Arial" w:cs="Arial"/>
-          <w:sz w:val="20"/>
-          <w:szCs w:val="20"/>
-        </w:rPr>
-        <w:t>. Hierdoor blijft databasecode gescheiden van de gebruikersinterface.</w:t>
-      </w:r>
-      <w:r>
-        <w:rPr>
-          <w:rFonts w:ascii="Arial" w:hAnsi="Arial" w:cs="Arial"/>
-          <w:sz w:val="20"/>
-          <w:szCs w:val="20"/>
-        </w:rPr>
-        <w:br/>
-      </w:r>
-      <w:r>
-        <w:rPr>
-          <w:rFonts w:ascii="Arial" w:hAnsi="Arial" w:cs="Arial"/>
-          <w:sz w:val="20"/>
-          <w:szCs w:val="20"/>
-        </w:rPr>
-        <w:t xml:space="preserve">De modellen Person en </w:t>
-      </w:r>
-      <w:proofErr w:type="spellStart"/>
-      <w:r>
-        <w:rPr>
-          <w:rFonts w:ascii="Arial" w:hAnsi="Arial" w:cs="Arial"/>
-          <w:sz w:val="20"/>
-          <w:szCs w:val="20"/>
-        </w:rPr>
-        <w:t>TaskItem</w:t>
-      </w:r>
-      <w:proofErr w:type="spellEnd"/>
-      <w:r>
-        <w:rPr>
-          <w:rFonts w:ascii="Arial" w:hAnsi="Arial" w:cs="Arial"/>
-          <w:sz w:val="20"/>
-          <w:szCs w:val="20"/>
-        </w:rPr>
-        <w:t xml:space="preserve"> stellen de domeinobjecten voor.</w:t>
-      </w:r>
-    </w:p>
-    <w:p>
-      <w:pPr>
-        <w:rPr>
-          <w:rFonts w:ascii="Arial" w:hAnsi="Arial" w:cs="Arial"/>
-          <w:sz w:val="20"/>
-          <w:szCs w:val="20"/>
-        </w:rPr>
-      </w:pPr>
-      <w:proofErr w:type="spellStart"/>
-      <w:r>
-        <w:rPr>
-          <w:rFonts w:ascii="Arial" w:hAnsi="Arial" w:cs="Arial"/>
-          <w:b/>
-          <w:bCs/>
-        </w:rPr>
-        <w:t>Repository</w:t>
-      </w:r>
-      <w:proofErr w:type="spellEnd"/>
-      <w:r>
-        <w:rPr>
-          <w:rFonts w:ascii="Arial" w:hAnsi="Arial" w:cs="Arial"/>
-          <w:b/>
-          <w:bCs/>
+        <w:t>Strategy</w:t>
+      </w:r>
+      <w:proofErr w:type="spellEnd"/>
+      <w:r>
+        <w:rPr>
+          <w:rFonts w:ascii="Arial" w:hAnsi="Arial" w:cs="Arial"/>
+          <w:sz w:val="20"/>
+          <w:szCs w:val="20"/>
         </w:rPr>
         <w:t xml:space="preserve"> </w:t>
       </w:r>
@@ -352,8 +1470,8 @@
       <w:r>
         <w:rPr>
           <w:rFonts w:ascii="Arial" w:hAnsi="Arial" w:cs="Arial"/>
-          <w:b/>
-          <w:bCs/>
+          <w:sz w:val="20"/>
+          <w:szCs w:val="20"/>
         </w:rPr>
         <w:t>Pattern</w:t>
       </w:r>
@@ -361,478 +1479,18 @@
       <w:r>
         <w:rPr>
           <w:rFonts w:ascii="Arial" w:hAnsi="Arial" w:cs="Arial"/>
-          <w:b/>
-          <w:bCs/>
-        </w:rPr>
-        <w:br/>
-      </w:r>
-      <w:r>
-        <w:rPr>
-          <w:rFonts w:ascii="Arial" w:hAnsi="Arial" w:cs="Arial"/>
-          <w:sz w:val="20"/>
-          <w:szCs w:val="20"/>
-        </w:rPr>
-        <w:t xml:space="preserve">Ik heb het </w:t>
-      </w:r>
-      <w:proofErr w:type="spellStart"/>
-      <w:r>
-        <w:rPr>
-          <w:rFonts w:ascii="Arial" w:hAnsi="Arial" w:cs="Arial"/>
-          <w:sz w:val="20"/>
-          <w:szCs w:val="20"/>
-        </w:rPr>
-        <w:t>Repository</w:t>
-      </w:r>
-      <w:proofErr w:type="spellEnd"/>
-      <w:r>
-        <w:rPr>
-          <w:rFonts w:ascii="Arial" w:hAnsi="Arial" w:cs="Arial"/>
-          <w:sz w:val="20"/>
-          <w:szCs w:val="20"/>
-        </w:rPr>
-        <w:t xml:space="preserve"> </w:t>
-      </w:r>
-      <w:proofErr w:type="spellStart"/>
-      <w:r>
-        <w:rPr>
-          <w:rFonts w:ascii="Arial" w:hAnsi="Arial" w:cs="Arial"/>
-          <w:sz w:val="20"/>
-          <w:szCs w:val="20"/>
-        </w:rPr>
-        <w:t>Pattern</w:t>
-      </w:r>
-      <w:proofErr w:type="spellEnd"/>
-      <w:r>
-        <w:rPr>
-          <w:rFonts w:ascii="Arial" w:hAnsi="Arial" w:cs="Arial"/>
-          <w:sz w:val="20"/>
-          <w:szCs w:val="20"/>
-        </w:rPr>
-        <w:t xml:space="preserve"> gebruikt om alle databaseoperaties centraal te </w:t>
-      </w:r>
-      <w:proofErr w:type="spellStart"/>
-      <w:proofErr w:type="gramStart"/>
-      <w:r>
-        <w:rPr>
-          <w:rFonts w:ascii="Arial" w:hAnsi="Arial" w:cs="Arial"/>
-          <w:sz w:val="20"/>
-          <w:szCs w:val="20"/>
-        </w:rPr>
-        <w:t>beheren.TaskRepository</w:t>
-      </w:r>
-      <w:proofErr w:type="spellEnd"/>
-      <w:proofErr w:type="gramEnd"/>
-      <w:r>
-        <w:rPr>
-          <w:rFonts w:ascii="Arial" w:hAnsi="Arial" w:cs="Arial"/>
-          <w:sz w:val="20"/>
-          <w:szCs w:val="20"/>
-        </w:rPr>
-        <w:t xml:space="preserve"> beheert alle taken.</w:t>
-      </w:r>
-      <w:r>
-        <w:rPr>
-          <w:rFonts w:ascii="Arial" w:hAnsi="Arial" w:cs="Arial"/>
-          <w:sz w:val="20"/>
-          <w:szCs w:val="20"/>
-        </w:rPr>
-        <w:br/>
-      </w:r>
-      <w:proofErr w:type="spellStart"/>
-      <w:r>
-        <w:rPr>
-          <w:rFonts w:ascii="Arial" w:hAnsi="Arial" w:cs="Arial"/>
-          <w:sz w:val="20"/>
-          <w:szCs w:val="20"/>
-        </w:rPr>
-        <w:t>PersonRepository</w:t>
-      </w:r>
-      <w:proofErr w:type="spellEnd"/>
-      <w:r>
-        <w:rPr>
-          <w:rFonts w:ascii="Arial" w:hAnsi="Arial" w:cs="Arial"/>
-          <w:sz w:val="20"/>
-          <w:szCs w:val="20"/>
-        </w:rPr>
-        <w:t xml:space="preserve"> beheert alle personen.</w:t>
-      </w:r>
-      <w:r>
-        <w:rPr>
-          <w:rFonts w:ascii="Arial" w:hAnsi="Arial" w:cs="Arial"/>
-          <w:sz w:val="20"/>
-          <w:szCs w:val="20"/>
-        </w:rPr>
-        <w:br/>
-        <w:t>Hierdoor blijft de code overzichtelijker en makkelijker onderhoudbaar.</w:t>
-      </w:r>
-    </w:p>
-    <w:p>
-      <w:pPr>
-        <w:rPr>
-          <w:rFonts w:ascii="Arial" w:hAnsi="Arial" w:cs="Arial"/>
-          <w:sz w:val="20"/>
-          <w:szCs w:val="20"/>
-        </w:rPr>
-      </w:pPr>
-      <w:proofErr w:type="spellStart"/>
-      <w:r>
-        <w:rPr>
-          <w:rFonts w:ascii="Arial" w:hAnsi="Arial" w:cs="Arial"/>
-          <w:b/>
-          <w:bCs/>
-        </w:rPr>
-        <w:t>Strategy</w:t>
-      </w:r>
-      <w:proofErr w:type="spellEnd"/>
-      <w:r>
-        <w:rPr>
-          <w:rFonts w:ascii="Arial" w:hAnsi="Arial" w:cs="Arial"/>
-          <w:b/>
-          <w:bCs/>
-        </w:rPr>
-        <w:t xml:space="preserve"> </w:t>
-      </w:r>
-      <w:proofErr w:type="spellStart"/>
-      <w:r>
-        <w:rPr>
-          <w:rFonts w:ascii="Arial" w:hAnsi="Arial" w:cs="Arial"/>
-          <w:b/>
-          <w:bCs/>
-        </w:rPr>
-        <w:t>Pattern</w:t>
-      </w:r>
-      <w:proofErr w:type="spellEnd"/>
-      <w:r>
-        <w:rPr>
-          <w:rFonts w:ascii="Arial" w:hAnsi="Arial" w:cs="Arial"/>
-          <w:b/>
-          <w:bCs/>
-        </w:rPr>
-        <w:br/>
-      </w:r>
-      <w:r>
-        <w:rPr>
-          <w:rFonts w:ascii="Arial" w:hAnsi="Arial" w:cs="Arial"/>
-          <w:sz w:val="20"/>
-          <w:szCs w:val="20"/>
-        </w:rPr>
-        <w:t xml:space="preserve">Voor het filteren van taken heb ik het </w:t>
-      </w:r>
-      <w:proofErr w:type="spellStart"/>
-      <w:r>
-        <w:rPr>
-          <w:rFonts w:ascii="Arial" w:hAnsi="Arial" w:cs="Arial"/>
-          <w:sz w:val="20"/>
-          <w:szCs w:val="20"/>
-        </w:rPr>
-        <w:t>Strategy</w:t>
-      </w:r>
-      <w:proofErr w:type="spellEnd"/>
-      <w:r>
-        <w:rPr>
-          <w:rFonts w:ascii="Arial" w:hAnsi="Arial" w:cs="Arial"/>
-          <w:sz w:val="20"/>
-          <w:szCs w:val="20"/>
-        </w:rPr>
-        <w:t xml:space="preserve"> </w:t>
-      </w:r>
-      <w:proofErr w:type="spellStart"/>
-      <w:r>
-        <w:rPr>
-          <w:rFonts w:ascii="Arial" w:hAnsi="Arial" w:cs="Arial"/>
-          <w:sz w:val="20"/>
-          <w:szCs w:val="20"/>
-        </w:rPr>
-        <w:t>Pattern</w:t>
-      </w:r>
-      <w:proofErr w:type="spellEnd"/>
-      <w:r>
-        <w:rPr>
-          <w:rFonts w:ascii="Arial" w:hAnsi="Arial" w:cs="Arial"/>
-          <w:sz w:val="20"/>
-          <w:szCs w:val="20"/>
-        </w:rPr>
-        <w:t xml:space="preserve"> gebruikt.</w:t>
-      </w:r>
-      <w:r>
-        <w:rPr>
-          <w:rFonts w:ascii="Arial" w:hAnsi="Arial" w:cs="Arial"/>
-          <w:sz w:val="20"/>
-          <w:szCs w:val="20"/>
-        </w:rPr>
-        <w:br/>
-        <w:t xml:space="preserve">Ik heb een interface </w:t>
-      </w:r>
-      <w:proofErr w:type="spellStart"/>
-      <w:r>
-        <w:rPr>
-          <w:rFonts w:ascii="Arial" w:hAnsi="Arial" w:cs="Arial"/>
-          <w:sz w:val="20"/>
-          <w:szCs w:val="20"/>
-        </w:rPr>
-        <w:t>ITaskFilterStrategy</w:t>
-      </w:r>
-      <w:proofErr w:type="spellEnd"/>
-      <w:r>
-        <w:rPr>
-          <w:rFonts w:ascii="Arial" w:hAnsi="Arial" w:cs="Arial"/>
-          <w:sz w:val="20"/>
-          <w:szCs w:val="20"/>
-        </w:rPr>
-        <w:t xml:space="preserve"> gemaakt met verschillende implementaties:</w:t>
-      </w:r>
-      <w:r>
-        <w:rPr>
-          <w:rFonts w:ascii="Arial" w:hAnsi="Arial" w:cs="Arial"/>
-          <w:sz w:val="20"/>
-          <w:szCs w:val="20"/>
-        </w:rPr>
-        <w:br/>
-        <w:t xml:space="preserve">- </w:t>
-      </w:r>
-      <w:proofErr w:type="spellStart"/>
-      <w:r>
-        <w:rPr>
-          <w:rFonts w:ascii="Arial" w:hAnsi="Arial" w:cs="Arial"/>
-          <w:sz w:val="20"/>
-          <w:szCs w:val="20"/>
-        </w:rPr>
-        <w:t>AllTasksFilterStrategy</w:t>
-      </w:r>
-      <w:proofErr w:type="spellEnd"/>
-      <w:r>
-        <w:rPr>
-          <w:rFonts w:ascii="Arial" w:hAnsi="Arial" w:cs="Arial"/>
-          <w:sz w:val="20"/>
-          <w:szCs w:val="20"/>
-        </w:rPr>
-        <w:br/>
-        <w:t xml:space="preserve">- </w:t>
-      </w:r>
-      <w:proofErr w:type="spellStart"/>
-      <w:r>
-        <w:rPr>
-          <w:rFonts w:ascii="Arial" w:hAnsi="Arial" w:cs="Arial"/>
-          <w:sz w:val="20"/>
-          <w:szCs w:val="20"/>
-        </w:rPr>
-        <w:t>NotCompletedTasksFilterStrategy</w:t>
-      </w:r>
-      <w:proofErr w:type="spellEnd"/>
-      <w:r>
-        <w:rPr>
-          <w:rFonts w:ascii="Arial" w:hAnsi="Arial" w:cs="Arial"/>
-          <w:sz w:val="20"/>
-          <w:szCs w:val="20"/>
-        </w:rPr>
-        <w:br/>
-        <w:t xml:space="preserve">- </w:t>
-      </w:r>
-      <w:proofErr w:type="spellStart"/>
-      <w:r>
-        <w:rPr>
-          <w:rFonts w:ascii="Arial" w:hAnsi="Arial" w:cs="Arial"/>
-          <w:sz w:val="20"/>
-          <w:szCs w:val="20"/>
-        </w:rPr>
-        <w:t>RecentTasksFilterStrategy</w:t>
-      </w:r>
-      <w:proofErr w:type="spellEnd"/>
-      <w:r>
-        <w:rPr>
-          <w:rFonts w:ascii="Arial" w:hAnsi="Arial" w:cs="Arial"/>
-          <w:sz w:val="20"/>
-          <w:szCs w:val="20"/>
-        </w:rPr>
-        <w:br/>
-        <w:t>Hierdoor kunnen later eenvoudig nieuwe filters toegevoegd worden zonder bestaande code aan te passen.</w:t>
-      </w:r>
-    </w:p>
-    <w:p>
-      <w:pPr>
-        <w:rPr>
-          <w:rFonts w:ascii="Arial" w:hAnsi="Arial" w:cs="Arial"/>
-          <w:sz w:val="20"/>
-          <w:szCs w:val="20"/>
-        </w:rPr>
-      </w:pPr>
-      <w:proofErr w:type="spellStart"/>
-      <w:r>
-        <w:rPr>
-          <w:rFonts w:ascii="Arial" w:hAnsi="Arial" w:cs="Arial"/>
-          <w:b/>
-          <w:bCs/>
-        </w:rPr>
-        <w:t>LiteDB</w:t>
-      </w:r>
-      <w:proofErr w:type="spellEnd"/>
-      <w:r>
-        <w:rPr>
-          <w:rFonts w:ascii="Arial" w:hAnsi="Arial" w:cs="Arial"/>
-          <w:b/>
-          <w:bCs/>
-        </w:rPr>
-        <w:br/>
-      </w:r>
-      <w:proofErr w:type="spellStart"/>
-      <w:r>
-        <w:rPr>
-          <w:rFonts w:ascii="Arial" w:hAnsi="Arial" w:cs="Arial"/>
-          <w:sz w:val="20"/>
-          <w:szCs w:val="20"/>
-        </w:rPr>
-        <w:t>LiteDB</w:t>
-      </w:r>
-      <w:proofErr w:type="spellEnd"/>
-      <w:r>
-        <w:rPr>
-          <w:rFonts w:ascii="Arial" w:hAnsi="Arial" w:cs="Arial"/>
-          <w:sz w:val="20"/>
-          <w:szCs w:val="20"/>
-        </w:rPr>
-        <w:t xml:space="preserve"> wordt gebruikt voor lokale opslag van gegevens. Hierdoor blijven taken en personen bewaard wanneer de applicatie opnieuw wordt geopend.</w:t>
-      </w:r>
-    </w:p>
-    <w:p>
-      <w:pPr>
-        <w:rPr>
-          <w:rFonts w:ascii="Arial" w:hAnsi="Arial" w:cs="Arial"/>
-          <w:sz w:val="20"/>
-          <w:szCs w:val="20"/>
-        </w:rPr>
-      </w:pPr>
-      <w:r>
-        <w:rPr>
-          <w:rFonts w:ascii="Arial" w:hAnsi="Arial" w:cs="Arial"/>
-          <w:b/>
-          <w:bCs/>
-        </w:rPr>
-        <w:t>Validatie</w:t>
-      </w:r>
-      <w:r>
-        <w:rPr>
-          <w:rFonts w:ascii="Arial" w:hAnsi="Arial" w:cs="Arial"/>
-          <w:b/>
-          <w:bCs/>
-        </w:rPr>
-        <w:br/>
-      </w:r>
-      <w:r>
-        <w:rPr>
-          <w:rFonts w:ascii="Arial" w:hAnsi="Arial" w:cs="Arial"/>
-          <w:sz w:val="20"/>
-          <w:szCs w:val="20"/>
-        </w:rPr>
-        <w:t>Bij het opslaan van gegevens worden verplichte velden gecontroleerd. Bijvoorbeeld:</w:t>
-      </w:r>
-      <w:r>
-        <w:rPr>
-          <w:rFonts w:ascii="Arial" w:hAnsi="Arial" w:cs="Arial"/>
-          <w:sz w:val="20"/>
-          <w:szCs w:val="20"/>
-        </w:rPr>
-        <w:br/>
-      </w:r>
-      <w:r>
-        <w:rPr>
-          <w:rFonts w:ascii="Arial" w:hAnsi="Arial" w:cs="Arial"/>
-          <w:sz w:val="20"/>
-          <w:szCs w:val="20"/>
-        </w:rPr>
-        <w:t>- titel van taak verplicht</w:t>
-      </w:r>
-      <w:r>
-        <w:rPr>
-          <w:rFonts w:ascii="Arial" w:hAnsi="Arial" w:cs="Arial"/>
-          <w:sz w:val="20"/>
-          <w:szCs w:val="20"/>
-        </w:rPr>
-        <w:br/>
-      </w:r>
-      <w:r>
-        <w:rPr>
-          <w:rFonts w:ascii="Arial" w:hAnsi="Arial" w:cs="Arial"/>
-          <w:sz w:val="20"/>
-          <w:szCs w:val="20"/>
-        </w:rPr>
-        <w:t>- voornaam verplicht</w:t>
-      </w:r>
-    </w:p>
-    <w:p>
-      <w:pPr>
-        <w:rPr>
-          <w:rFonts w:ascii="Arial" w:hAnsi="Arial" w:cs="Arial"/>
-          <w:b/>
-          <w:bCs/>
-        </w:rPr>
-      </w:pPr>
-      <w:r>
-        <w:rPr>
-          <w:rFonts w:ascii="Arial" w:hAnsi="Arial" w:cs="Arial"/>
-          <w:b/>
-          <w:bCs/>
-        </w:rPr>
-        <w:t>Besluit</w:t>
-      </w:r>
-      <w:r>
-        <w:rPr>
-          <w:rFonts w:ascii="Arial" w:hAnsi="Arial" w:cs="Arial"/>
-          <w:b/>
-          <w:bCs/>
-        </w:rPr>
-        <w:br/>
-      </w:r>
-      <w:r>
-        <w:rPr>
-          <w:rFonts w:ascii="Arial" w:hAnsi="Arial" w:cs="Arial"/>
-          <w:sz w:val="20"/>
-          <w:szCs w:val="20"/>
-        </w:rPr>
-        <w:t xml:space="preserve">Tijdens deze opdracht heb ik geleerd hoe ik een MAUI-applicatie kan opbouwen met meerdere pagina’s, </w:t>
-      </w:r>
-      <w:proofErr w:type="spellStart"/>
-      <w:r>
-        <w:rPr>
-          <w:rFonts w:ascii="Arial" w:hAnsi="Arial" w:cs="Arial"/>
-          <w:sz w:val="20"/>
-          <w:szCs w:val="20"/>
-        </w:rPr>
-        <w:t>repositories</w:t>
-      </w:r>
-      <w:proofErr w:type="spellEnd"/>
-      <w:r>
-        <w:rPr>
-          <w:rFonts w:ascii="Arial" w:hAnsi="Arial" w:cs="Arial"/>
-          <w:sz w:val="20"/>
-          <w:szCs w:val="20"/>
-        </w:rPr>
-        <w:t xml:space="preserve">, lokale databankopslag en design </w:t>
-      </w:r>
-      <w:proofErr w:type="spellStart"/>
-      <w:r>
-        <w:rPr>
-          <w:rFonts w:ascii="Arial" w:hAnsi="Arial" w:cs="Arial"/>
-          <w:sz w:val="20"/>
-          <w:szCs w:val="20"/>
-        </w:rPr>
-        <w:t>patterns</w:t>
-      </w:r>
-      <w:proofErr w:type="spellEnd"/>
-      <w:r>
-        <w:rPr>
-          <w:rFonts w:ascii="Arial" w:hAnsi="Arial" w:cs="Arial"/>
-          <w:sz w:val="20"/>
-          <w:szCs w:val="20"/>
-        </w:rPr>
-        <w:t>.</w:t>
-      </w:r>
-    </w:p>
-    <w:p>
-      <w:pPr>
-        <w:rPr>
-          <w:rFonts w:ascii="Arial" w:hAnsi="Arial" w:cs="Arial"/>
-          <w:b/>
-          <w:bCs/>
+          <w:sz w:val="20"/>
+          <w:szCs w:val="20"/>
+        </w:rPr>
+        <w:t>, interfaces en een service-laag. Hierdoor is de code overzichtelijker, beter onderhoudbaar en makkelijker uit te breiden.</w:t>
+      </w:r>
+    </w:p>
+    <w:p>
+      <w:pPr>
+        <w:rPr>
+          <w:rFonts w:ascii="Arial" w:hAnsi="Arial" w:cs="Arial"/>
+          <w:sz w:val="20"/>
+          <w:szCs w:val="20"/>
         </w:rPr>
       </w:pPr>
     </w:p>
@@ -853,6 +1511,315 @@
     </w:sectPr>
   </w:body>
 </w:document>
+</file>
+
+<file path=word/numbering.xml><?xml version="1.0" encoding="utf-8"?>
+<w:numbering xmlns:wpc="http://schemas.microsoft.com/office/word/2010/wordprocessingCanvas" xmlns:cx="http://schemas.microsoft.com/office/drawing/2014/chartex" xmlns:cx1="http://schemas.microsoft.com/office/drawing/2015/9/8/chartex" xmlns:cx2="http://schemas.microsoft.com/office/drawing/2015/10/21/chartex" xmlns:cx3="http://schemas.microsoft.com/office/drawing/2016/5/9/chartex" xmlns:cx4="http://schemas.microsoft.com/office/drawing/2016/5/10/chartex" xmlns:cx5="http://schemas.microsoft.com/office/drawing/2016/5/11/chartex" xmlns:cx6="http://schemas.microsoft.com/office/drawing/2016/5/12/chartex" xmlns:cx7="http://schemas.microsoft.com/office/drawing/2016/5/13/chartex" xmlns:cx8="http://schemas.microsoft.com/office/drawing/2016/5/14/chartex" xmlns:mc="http://schemas.openxmlformats.org/markup-compatibility/2006" xmlns:aink="http://schemas.microsoft.com/office/drawing/2016/ink" xmlns:am3d="http://schemas.microsoft.com/office/drawing/2017/model3d" xmlns:o="urn:schemas-microsoft-com:office:office" xmlns:oel="http://schemas.microsoft.com/office/2019/extlst" xmlns:r="http://schemas.openxmlformats.org/officeDocument/2006/relationships" xmlns:m="http://schemas.openxmlformats.org/officeDocument/2006/math" xmlns:v="urn:schemas-microsoft-com:vml" xmlns:wp14="http://schemas.microsoft.com/office/word/2010/wordprocessingDrawing" xmlns:wp="http://schemas.openxmlformats.org/drawingml/2006/wordprocessingDrawing" xmlns:w10="urn:schemas-microsoft-com:office:word" xmlns:w="http://schemas.openxmlformats.org/wordprocessingml/2006/main" xmlns:w14="http://schemas.microsoft.com/office/word/2010/wordml" xmlns:w15="http://schemas.microsoft.com/office/word/2012/wordml" xmlns:w16cex="http://schemas.microsoft.com/office/word/2018/wordml/cex" xmlns:w16cid="http://schemas.microsoft.com/office/word/2016/wordml/cid" xmlns:w16="http://schemas.microsoft.com/office/word/2018/wordml" xmlns:w16du="http://schemas.microsoft.com/office/word/2023/wordml/word16du" xmlns:w16sdtdh="http://schemas.microsoft.com/office/word/2020/wordml/sdtdatahash" xmlns:w16sdtfl="http://schemas.microsoft.com/office/word/2024/wordml/sdtformatlock" xmlns:w16se="http://schemas.microsoft.com/office/word/2015/wordml/symex" xmlns:wpg="http://schemas.microsoft.com/office/word/2010/wordprocessingGroup" xmlns:wpi="http://schemas.microsoft.com/office/word/2010/wordprocessingInk" xmlns:wne="http://schemas.microsoft.com/office/word/2006/wordml" xmlns:wps="http://schemas.microsoft.com/office/word/2010/wordprocessingShape" mc:Ignorable="w14 w15 w16se w16cid w16 w16cex w16sdtdh w16sdtfl w16du wp14">
+  <w:abstractNum w:abstractNumId="0" w15:restartNumberingAfterBreak="0">
+    <w:nsid w:val="30F25E0D"/>
+    <w:multiLevelType w:val="multilevel"/>
+    <w:tmpl w:val="BB36BE1E"/>
+    <w:lvl w:ilvl="0">
+      <w:start w:val="1"/>
+      <w:numFmt w:val="bullet"/>
+      <w:lvlText w:val=""/>
+      <w:lvlJc w:val="left"/>
+      <w:pPr>
+        <w:tabs>
+          <w:tab w:val="num" w:pos="720"/>
+        </w:tabs>
+        <w:ind w:left="720" w:hanging="360"/>
+      </w:pPr>
+      <w:rPr>
+        <w:rFonts w:ascii="Symbol" w:hAnsi="Symbol" w:hint="default"/>
+        <w:sz w:val="20"/>
+      </w:rPr>
+    </w:lvl>
+    <w:lvl w:ilvl="1" w:tentative="1">
+      <w:start w:val="1"/>
+      <w:numFmt w:val="bullet"/>
+      <w:lvlText w:val="o"/>
+      <w:lvlJc w:val="left"/>
+      <w:pPr>
+        <w:tabs>
+          <w:tab w:val="num" w:pos="1440"/>
+        </w:tabs>
+        <w:ind w:left="1440" w:hanging="360"/>
+      </w:pPr>
+      <w:rPr>
+        <w:rFonts w:ascii="Courier New" w:hAnsi="Courier New" w:hint="default"/>
+        <w:sz w:val="20"/>
+      </w:rPr>
+    </w:lvl>
+    <w:lvl w:ilvl="2" w:tentative="1">
+      <w:start w:val="1"/>
+      <w:numFmt w:val="bullet"/>
+      <w:lvlText w:val=""/>
+      <w:lvlJc w:val="left"/>
+      <w:pPr>
+        <w:tabs>
+          <w:tab w:val="num" w:pos="2160"/>
+        </w:tabs>
+        <w:ind w:left="2160" w:hanging="360"/>
+      </w:pPr>
+      <w:rPr>
+        <w:rFonts w:ascii="Wingdings" w:hAnsi="Wingdings" w:hint="default"/>
+        <w:sz w:val="20"/>
+      </w:rPr>
+    </w:lvl>
+    <w:lvl w:ilvl="3" w:tentative="1">
+      <w:start w:val="1"/>
+      <w:numFmt w:val="bullet"/>
+      <w:lvlText w:val=""/>
+      <w:lvlJc w:val="left"/>
+      <w:pPr>
+        <w:tabs>
+          <w:tab w:val="num" w:pos="2880"/>
+        </w:tabs>
+        <w:ind w:left="2880" w:hanging="360"/>
+      </w:pPr>
+      <w:rPr>
+        <w:rFonts w:ascii="Wingdings" w:hAnsi="Wingdings" w:hint="default"/>
+        <w:sz w:val="20"/>
+      </w:rPr>
+    </w:lvl>
+    <w:lvl w:ilvl="4" w:tentative="1">
+      <w:start w:val="1"/>
+      <w:numFmt w:val="bullet"/>
+      <w:lvlText w:val=""/>
+      <w:lvlJc w:val="left"/>
+      <w:pPr>
+        <w:tabs>
+          <w:tab w:val="num" w:pos="3600"/>
+        </w:tabs>
+        <w:ind w:left="3600" w:hanging="360"/>
+      </w:pPr>
+      <w:rPr>
+        <w:rFonts w:ascii="Wingdings" w:hAnsi="Wingdings" w:hint="default"/>
+        <w:sz w:val="20"/>
+      </w:rPr>
+    </w:lvl>
+    <w:lvl w:ilvl="5" w:tentative="1">
+      <w:start w:val="1"/>
+      <w:numFmt w:val="bullet"/>
+      <w:lvlText w:val=""/>
+      <w:lvlJc w:val="left"/>
+      <w:pPr>
+        <w:tabs>
+          <w:tab w:val="num" w:pos="4320"/>
+        </w:tabs>
+        <w:ind w:left="4320" w:hanging="360"/>
+      </w:pPr>
+      <w:rPr>
+        <w:rFonts w:ascii="Wingdings" w:hAnsi="Wingdings" w:hint="default"/>
+        <w:sz w:val="20"/>
+      </w:rPr>
+    </w:lvl>
+    <w:lvl w:ilvl="6" w:tentative="1">
+      <w:start w:val="1"/>
+      <w:numFmt w:val="bullet"/>
+      <w:lvlText w:val=""/>
+      <w:lvlJc w:val="left"/>
+      <w:pPr>
+        <w:tabs>
+          <w:tab w:val="num" w:pos="5040"/>
+        </w:tabs>
+        <w:ind w:left="5040" w:hanging="360"/>
+      </w:pPr>
+      <w:rPr>
+        <w:rFonts w:ascii="Wingdings" w:hAnsi="Wingdings" w:hint="default"/>
+        <w:sz w:val="20"/>
+      </w:rPr>
+    </w:lvl>
+    <w:lvl w:ilvl="7" w:tentative="1">
+      <w:start w:val="1"/>
+      <w:numFmt w:val="bullet"/>
+      <w:lvlText w:val=""/>
+      <w:lvlJc w:val="left"/>
+      <w:pPr>
+        <w:tabs>
+          <w:tab w:val="num" w:pos="5760"/>
+        </w:tabs>
+        <w:ind w:left="5760" w:hanging="360"/>
+      </w:pPr>
+      <w:rPr>
+        <w:rFonts w:ascii="Wingdings" w:hAnsi="Wingdings" w:hint="default"/>
+        <w:sz w:val="20"/>
+      </w:rPr>
+    </w:lvl>
+    <w:lvl w:ilvl="8" w:tentative="1">
+      <w:start w:val="1"/>
+      <w:numFmt w:val="bullet"/>
+      <w:lvlText w:val=""/>
+      <w:lvlJc w:val="left"/>
+      <w:pPr>
+        <w:tabs>
+          <w:tab w:val="num" w:pos="6480"/>
+        </w:tabs>
+        <w:ind w:left="6480" w:hanging="360"/>
+      </w:pPr>
+      <w:rPr>
+        <w:rFonts w:ascii="Wingdings" w:hAnsi="Wingdings" w:hint="default"/>
+        <w:sz w:val="20"/>
+      </w:rPr>
+    </w:lvl>
+  </w:abstractNum>
+  <w:abstractNum w:abstractNumId="1" w15:restartNumberingAfterBreak="0">
+    <w:nsid w:val="74E25D62"/>
+    <w:multiLevelType w:val="multilevel"/>
+    <w:tmpl w:val="8132E1D0"/>
+    <w:lvl w:ilvl="0">
+      <w:start w:val="1"/>
+      <w:numFmt w:val="bullet"/>
+      <w:lvlText w:val=""/>
+      <w:lvlJc w:val="left"/>
+      <w:pPr>
+        <w:tabs>
+          <w:tab w:val="num" w:pos="720"/>
+        </w:tabs>
+        <w:ind w:left="720" w:hanging="360"/>
+      </w:pPr>
+      <w:rPr>
+        <w:rFonts w:ascii="Symbol" w:hAnsi="Symbol" w:hint="default"/>
+        <w:sz w:val="20"/>
+      </w:rPr>
+    </w:lvl>
+    <w:lvl w:ilvl="1" w:tentative="1">
+      <w:start w:val="1"/>
+      <w:numFmt w:val="bullet"/>
+      <w:lvlText w:val="o"/>
+      <w:lvlJc w:val="left"/>
+      <w:pPr>
+        <w:tabs>
+          <w:tab w:val="num" w:pos="1440"/>
+        </w:tabs>
+        <w:ind w:left="1440" w:hanging="360"/>
+      </w:pPr>
+      <w:rPr>
+        <w:rFonts w:ascii="Courier New" w:hAnsi="Courier New" w:hint="default"/>
+        <w:sz w:val="20"/>
+      </w:rPr>
+    </w:lvl>
+    <w:lvl w:ilvl="2" w:tentative="1">
+      <w:start w:val="1"/>
+      <w:numFmt w:val="bullet"/>
+      <w:lvlText w:val=""/>
+      <w:lvlJc w:val="left"/>
+      <w:pPr>
+        <w:tabs>
+          <w:tab w:val="num" w:pos="2160"/>
+        </w:tabs>
+        <w:ind w:left="2160" w:hanging="360"/>
+      </w:pPr>
+      <w:rPr>
+        <w:rFonts w:ascii="Wingdings" w:hAnsi="Wingdings" w:hint="default"/>
+        <w:sz w:val="20"/>
+      </w:rPr>
+    </w:lvl>
+    <w:lvl w:ilvl="3" w:tentative="1">
+      <w:start w:val="1"/>
+      <w:numFmt w:val="bullet"/>
+      <w:lvlText w:val=""/>
+      <w:lvlJc w:val="left"/>
+      <w:pPr>
+        <w:tabs>
+          <w:tab w:val="num" w:pos="2880"/>
+        </w:tabs>
+        <w:ind w:left="2880" w:hanging="360"/>
+      </w:pPr>
+      <w:rPr>
+        <w:rFonts w:ascii="Wingdings" w:hAnsi="Wingdings" w:hint="default"/>
+        <w:sz w:val="20"/>
+      </w:rPr>
+    </w:lvl>
+    <w:lvl w:ilvl="4" w:tentative="1">
+      <w:start w:val="1"/>
+      <w:numFmt w:val="bullet"/>
+      <w:lvlText w:val=""/>
+      <w:lvlJc w:val="left"/>
+      <w:pPr>
+        <w:tabs>
+          <w:tab w:val="num" w:pos="3600"/>
+        </w:tabs>
+        <w:ind w:left="3600" w:hanging="360"/>
+      </w:pPr>
+      <w:rPr>
+        <w:rFonts w:ascii="Wingdings" w:hAnsi="Wingdings" w:hint="default"/>
+        <w:sz w:val="20"/>
+      </w:rPr>
+    </w:lvl>
+    <w:lvl w:ilvl="5" w:tentative="1">
+      <w:start w:val="1"/>
+      <w:numFmt w:val="bullet"/>
+      <w:lvlText w:val=""/>
+      <w:lvlJc w:val="left"/>
+      <w:pPr>
+        <w:tabs>
+          <w:tab w:val="num" w:pos="4320"/>
+        </w:tabs>
+        <w:ind w:left="4320" w:hanging="360"/>
+      </w:pPr>
+      <w:rPr>
+        <w:rFonts w:ascii="Wingdings" w:hAnsi="Wingdings" w:hint="default"/>
+        <w:sz w:val="20"/>
+      </w:rPr>
+    </w:lvl>
+    <w:lvl w:ilvl="6" w:tentative="1">
+      <w:start w:val="1"/>
+      <w:numFmt w:val="bullet"/>
+      <w:lvlText w:val=""/>
+      <w:lvlJc w:val="left"/>
+      <w:pPr>
+        <w:tabs>
+          <w:tab w:val="num" w:pos="5040"/>
+        </w:tabs>
+        <w:ind w:left="5040" w:hanging="360"/>
+      </w:pPr>
+      <w:rPr>
+        <w:rFonts w:ascii="Wingdings" w:hAnsi="Wingdings" w:hint="default"/>
+        <w:sz w:val="20"/>
+      </w:rPr>
+    </w:lvl>
+    <w:lvl w:ilvl="7" w:tentative="1">
+      <w:start w:val="1"/>
+      <w:numFmt w:val="bullet"/>
+      <w:lvlText w:val=""/>
+      <w:lvlJc w:val="left"/>
+      <w:pPr>
+        <w:tabs>
+          <w:tab w:val="num" w:pos="5760"/>
+        </w:tabs>
+        <w:ind w:left="5760" w:hanging="360"/>
+      </w:pPr>
+      <w:rPr>
+        <w:rFonts w:ascii="Wingdings" w:hAnsi="Wingdings" w:hint="default"/>
+        <w:sz w:val="20"/>
+      </w:rPr>
+    </w:lvl>
+    <w:lvl w:ilvl="8" w:tentative="1">
+      <w:start w:val="1"/>
+      <w:numFmt w:val="bullet"/>
+      <w:lvlText w:val=""/>
+      <w:lvlJc w:val="left"/>
+      <w:pPr>
+        <w:tabs>
+          <w:tab w:val="num" w:pos="6480"/>
+        </w:tabs>
+        <w:ind w:left="6480" w:hanging="360"/>
+      </w:pPr>
+      <w:rPr>
+        <w:rFonts w:ascii="Wingdings" w:hAnsi="Wingdings" w:hint="default"/>
+        <w:sz w:val="20"/>
+      </w:rPr>
+    </w:lvl>
+  </w:abstractNum>
+  <w:num w:numId="1" w16cid:durableId="317660694">
+    <w:abstractNumId w:val="0"/>
+  </w:num>
+  <w:num w:numId="2" w16cid:durableId="899946006">
+    <w:abstractNumId w:val="1"/>
+  </w:num>
+</w:numbering>
 </file>
 
 <file path=word/styles.xml><?xml version="1.0" encoding="utf-8"?>
